--- a/tillsyn/A 52457-2025 tillsynsbegäran.docx
+++ b/tillsyn/A 52457-2025 tillsynsbegäran.docx
@@ -1782,7 +1782,7 @@
     <w:r>
       <w:tab/>
       <w:tab/>
-      <w:t>2026-09-14</w:t>
+      <w:t>2026-09-15</w:t>
       <w:br/>
       <w:br/>
     </w:r>

--- a/tillsyn/A 52457-2025 tillsynsbegäran.docx
+++ b/tillsyn/A 52457-2025 tillsynsbegäran.docx
@@ -1782,7 +1782,7 @@
     <w:r>
       <w:tab/>
       <w:tab/>
-      <w:t>2026-09-15</w:t>
+      <w:t>2026-09-16</w:t>
       <w:br/>
       <w:br/>
     </w:r>

--- a/tillsyn/A 52457-2025 tillsynsbegäran.docx
+++ b/tillsyn/A 52457-2025 tillsynsbegäran.docx
@@ -1782,7 +1782,7 @@
     <w:r>
       <w:tab/>
       <w:tab/>
-      <w:t>2026-09-16</w:t>
+      <w:t>2026-09-17</w:t>
       <w:br/>
       <w:br/>
     </w:r>

--- a/tillsyn/A 52457-2025 tillsynsbegäran.docx
+++ b/tillsyn/A 52457-2025 tillsynsbegäran.docx
@@ -1782,7 +1782,7 @@
     <w:r>
       <w:tab/>
       <w:tab/>
-      <w:t>2026-09-17</w:t>
+      <w:t>2026-09-18</w:t>
       <w:br/>
       <w:br/>
     </w:r>

--- a/tillsyn/A 52457-2025 tillsynsbegäran.docx
+++ b/tillsyn/A 52457-2025 tillsynsbegäran.docx
@@ -1782,7 +1782,7 @@
     <w:r>
       <w:tab/>
       <w:tab/>
-      <w:t>2026-09-18</w:t>
+      <w:t>2026-09-19</w:t>
       <w:br/>
       <w:br/>
     </w:r>

--- a/tillsyn/A 52457-2025 tillsynsbegäran.docx
+++ b/tillsyn/A 52457-2025 tillsynsbegäran.docx
@@ -1782,7 +1782,7 @@
     <w:r>
       <w:tab/>
       <w:tab/>
-      <w:t>2026-09-19</w:t>
+      <w:t>2026-09-21</w:t>
       <w:br/>
       <w:br/>
     </w:r>

--- a/tillsyn/A 52457-2025 tillsynsbegäran.docx
+++ b/tillsyn/A 52457-2025 tillsynsbegäran.docx
@@ -1782,7 +1782,7 @@
     <w:r>
       <w:tab/>
       <w:tab/>
-      <w:t>2026-09-21</w:t>
+      <w:t>2026-09-23</w:t>
       <w:br/>
       <w:br/>
     </w:r>

--- a/tillsyn/A 52457-2025 tillsynsbegäran.docx
+++ b/tillsyn/A 52457-2025 tillsynsbegäran.docx
@@ -1782,7 +1782,7 @@
     <w:r>
       <w:tab/>
       <w:tab/>
-      <w:t>2026-09-23</w:t>
+      <w:t>2026-09-24</w:t>
       <w:br/>
       <w:br/>
     </w:r>

--- a/tillsyn/A 52457-2025 tillsynsbegäran.docx
+++ b/tillsyn/A 52457-2025 tillsynsbegäran.docx
@@ -1782,7 +1782,7 @@
     <w:r>
       <w:tab/>
       <w:tab/>
-      <w:t>2026-09-24</w:t>
+      <w:t>2026-09-25</w:t>
       <w:br/>
       <w:br/>
     </w:r>

--- a/tillsyn/A 52457-2025 tillsynsbegäran.docx
+++ b/tillsyn/A 52457-2025 tillsynsbegäran.docx
@@ -1782,7 +1782,7 @@
     <w:r>
       <w:tab/>
       <w:tab/>
-      <w:t>2026-09-25</w:t>
+      <w:t>2026-09-26</w:t>
       <w:br/>
       <w:br/>
     </w:r>

--- a/tillsyn/A 52457-2025 tillsynsbegäran.docx
+++ b/tillsyn/A 52457-2025 tillsynsbegäran.docx
@@ -1782,7 +1782,7 @@
     <w:r>
       <w:tab/>
       <w:tab/>
-      <w:t>2026-09-26</w:t>
+      <w:t>2026-09-27</w:t>
       <w:br/>
       <w:br/>
     </w:r>

--- a/tillsyn/A 52457-2025 tillsynsbegäran.docx
+++ b/tillsyn/A 52457-2025 tillsynsbegäran.docx
@@ -1782,7 +1782,7 @@
     <w:r>
       <w:tab/>
       <w:tab/>
-      <w:t>2026-09-27</w:t>
+      <w:t>2026-09-28</w:t>
       <w:br/>
       <w:br/>
     </w:r>

--- a/tillsyn/A 52457-2025 tillsynsbegäran.docx
+++ b/tillsyn/A 52457-2025 tillsynsbegäran.docx
@@ -1782,7 +1782,7 @@
     <w:r>
       <w:tab/>
       <w:tab/>
-      <w:t>2026-09-28</w:t>
+      <w:t>2026-09-29</w:t>
       <w:br/>
       <w:br/>
     </w:r>

--- a/tillsyn/A 52457-2025 tillsynsbegäran.docx
+++ b/tillsyn/A 52457-2025 tillsynsbegäran.docx
@@ -1782,7 +1782,7 @@
     <w:r>
       <w:tab/>
       <w:tab/>
-      <w:t>2026-09-29</w:t>
+      <w:t>2026-09-30</w:t>
       <w:br/>
       <w:br/>
     </w:r>

--- a/tillsyn/A 52457-2025 tillsynsbegäran.docx
+++ b/tillsyn/A 52457-2025 tillsynsbegäran.docx
@@ -1782,7 +1782,7 @@
     <w:r>
       <w:tab/>
       <w:tab/>
-      <w:t>2026-09-30</w:t>
+      <w:t>2026-10-01</w:t>
       <w:br/>
       <w:br/>
     </w:r>

--- a/tillsyn/A 52457-2025 tillsynsbegäran.docx
+++ b/tillsyn/A 52457-2025 tillsynsbegäran.docx
@@ -1782,7 +1782,7 @@
     <w:r>
       <w:tab/>
       <w:tab/>
-      <w:t>2026-10-01</w:t>
+      <w:t>2026-10-02</w:t>
       <w:br/>
       <w:br/>
     </w:r>

--- a/tillsyn/A 52457-2025 tillsynsbegäran.docx
+++ b/tillsyn/A 52457-2025 tillsynsbegäran.docx
@@ -1782,7 +1782,7 @@
     <w:r>
       <w:tab/>
       <w:tab/>
-      <w:t>2026-10-02</w:t>
+      <w:t>2026-10-03</w:t>
       <w:br/>
       <w:br/>
     </w:r>

--- a/tillsyn/A 52457-2025 tillsynsbegäran.docx
+++ b/tillsyn/A 52457-2025 tillsynsbegäran.docx
@@ -1782,7 +1782,7 @@
     <w:r>
       <w:tab/>
       <w:tab/>
-      <w:t>2026-10-03</w:t>
+      <w:t>2026-10-04</w:t>
       <w:br/>
       <w:br/>
     </w:r>

--- a/tillsyn/A 52457-2025 tillsynsbegäran.docx
+++ b/tillsyn/A 52457-2025 tillsynsbegäran.docx
@@ -1782,7 +1782,7 @@
     <w:r>
       <w:tab/>
       <w:tab/>
-      <w:t>2026-10-04</w:t>
+      <w:t>2026-10-05</w:t>
       <w:br/>
       <w:br/>
     </w:r>

--- a/tillsyn/A 52457-2025 tillsynsbegäran.docx
+++ b/tillsyn/A 52457-2025 tillsynsbegäran.docx
@@ -1782,7 +1782,7 @@
     <w:r>
       <w:tab/>
       <w:tab/>
-      <w:t>2026-10-05</w:t>
+      <w:t>2026-10-06</w:t>
       <w:br/>
       <w:br/>
     </w:r>

--- a/tillsyn/A 52457-2025 tillsynsbegäran.docx
+++ b/tillsyn/A 52457-2025 tillsynsbegäran.docx
@@ -22,7 +22,7 @@
       <w:r>
         <w:drawing>
           <wp:inline xmlns:a="http://schemas.openxmlformats.org/drawingml/2006/main" xmlns:pic="http://schemas.openxmlformats.org/drawingml/2006/picture">
-            <wp:extent cx="5143732" cy="5724000"/>
+            <wp:extent cx="5211173" cy="5724000"/>
             <wp:docPr id="1" name="Picture 1"/>
             <wp:cNvGraphicFramePr>
               <a:graphicFrameLocks noChangeAspect="1"/>
@@ -43,7 +43,7 @@
                   <pic:spPr>
                     <a:xfrm>
                       <a:off x="0" y="0"/>
-                      <a:ext cx="5143732" cy="5724000"/>
+                      <a:ext cx="5211173" cy="5724000"/>
                     </a:xfrm>
                     <a:prstGeom prst="rect"/>
                   </pic:spPr>
@@ -65,7 +65,7 @@
     </w:p>
     <w:p>
       <w:r>
-        <w:t>I och inom 25 meter från avverkningsanmälan finns fynd av 25 naturvårdsarter, varav 19 är rödlistade, 4 är fridlysta, 15 är typiska (T) och 4 är signalarter (S): garnlav (VU, T), knärot (VU, T, §8), skrovlig taggsvamp (VU), tallmusseron (VU), blågrå svartspik (NT), dropptaggsvamp (NT, T), dvärgbägarlav (NT, T), kolflarnlav (NT, T), lunglav (NT, T), mörk kolflarnlav (NT), skrovellav (NT, T), svart taggsvamp (NT), tallticka (NT, T), talltita (NT, §4), ullticka (NT, T), vaddporing (NT), vedflamlav (NT), violettgrå tagellav (NT, T), vitgrynig nållav (NT), luddlav (S, T), nästlav (S, T), stuplav (S, T), vedticka (S, T), spillkråka (T, §4) och kungsfågel (§4). Se Figur 1.</w:t>
+        <w:t>I och inom 25 meter från avverkningsanmälan finns fynd av 30 naturvårdsarter, varav 24 är rödlistade, 5 är fridlysta, 18 är typiska (T) och 4 är signalarter (S): garnlav (VU, T), knärot (VU, T, §8), skrovlig taggsvamp (VU), spadskinn (VU), tallmusseron (VU), blå taggsvamp (NT, T), blågrå svartspik (NT), dropptaggsvamp (NT, T), dvärgbägarlav (NT, T), kolflarnlav (NT, T), lunglav (NT, T), mjölsvärting (NT), mörk kolflarnlav (NT), skrovellav (NT, T), svart taggsvamp (NT), tallticka (NT, T), talltita (NT, §4), tretåig hackspett (NT, T, §4), ullticka (NT, T), vaddporing (NT), vedflamlav (NT), vedskivlav (NT, T), violettgrå tagellav (NT, T), vitgrynig nållav (NT), luddlav (S, T), nästlav (S, T), stuplav (S, T), vedticka (S, T), spillkråka (T, §4) och kungsfågel (§4). Se Figur 1.</w:t>
       </w:r>
     </w:p>
     <w:p>
@@ -249,10 +249,41 @@
         <w:rPr>
           <w:b/>
         </w:rPr>
+        <w:t>Spadskinn (VU)</w:t>
+      </w:r>
+      <w:r>
+        <w:t xml:space="preserve"> är knuten till tallskogar med höga naturvärden och artens potentiella miljöer har minskat kraftigt och fortsätter att minska eftersom äldre sandtallskogar avverkas. Mykorrhiza-arter och andra marklevande svampar påverkas starkt negativt av slutavverkning då alla träd avlägsnas. Spadskinn är globalt rödlistad som sårbar (VU) vilket innebär att Sverige har ett internationellt ansvar för arten. Fler områden där arten förekommer behöver skyddas (SLU Artdatabanken, 2024; Nitare &amp; Skogsstyrelsen, 2019; IUCN, 2019).</w:t>
+      </w:r>
+    </w:p>
+    <w:p>
+      <w:r>
+        <w:rPr>
+          <w:b/>
+        </w:rPr>
         <w:t>Tallmusseron (VU)</w:t>
       </w:r>
       <w:r>
         <w:t xml:space="preserve"> bildar mykorrhiza med tall och kräver troligen lång trädkontinuitet. De flesta fynd är gjorda i sandtallskogar. Slutavverkning, kraftig gallring eller andra skogsbruksåtgärder på sandiga tallhedar, som medför att trädkontinuiteten bryts, utgör största hotet. Tallmusseron är placerad högst upp i Skogsstyrelsens värdepyramid för bedömning av skog med höga naturvärden och globalt rödlistad som nära hotad (NT) vilket innebär att Sverige har ett internationellt ansvar för arten. Kända lokaler bör undantas från storskaligt skogsbruk (IUCN, 2025; SLU Artdatabanken, 2024; Nitare &amp; Skogsstyrelsen, 2019).</w:t>
+      </w:r>
+    </w:p>
+    <w:p>
+      <w:r>
+        <w:rPr>
+          <w:b/>
+        </w:rPr>
+        <w:t xml:space="preserve">Blå taggsvamp (NT) </w:t>
+      </w:r>
+      <w:r>
+        <w:t xml:space="preserve">är en karaktärsart i såväl örtrika kalkbarrskogar som i torra sandtallskogar där det föreligger gammal skog med långvarig trädkontinuitet. Är sällsynt och mycket kravfull i södra och mellersta Sverige. Den hotas främst av skogsavverkning och tycks försvinna efter slutavverkning, markberedning och plantering. I kalkgranskogar verkar arten vara mycket känslig. Granskogar med arten bör formellt skydddas. Blå taggsvamp (NT) är typisk art för </w:t>
+      </w:r>
+      <w:r>
+        <w:rPr>
+          <w:i/>
+        </w:rPr>
+        <w:t>9010 Taiga</w:t>
+      </w:r>
+      <w:r>
+        <w:t xml:space="preserve"> (SLU Artdatabanken, 2024; Nitare &amp; Skogsstyrelsen, 2019).</w:t>
       </w:r>
     </w:p>
     <w:p>
@@ -387,6 +418,17 @@
         <w:rPr>
           <w:b/>
         </w:rPr>
+        <w:t>Mjölsvärting (NT)</w:t>
+      </w:r>
+      <w:r>
+        <w:t xml:space="preserve"> växer i luckig barrskog, huvudsakligen på tallhed och i äldre skog. Mager, äldre tallskog och barrblandskog med lång trädkontinuitet bör undantas från trakthyggesbruk. Mjölsvärtingens lokaler är ofta nyckelbiotoper och bör då sparas i sin helhet (SLU Artdatabanken, 2024).</w:t>
+      </w:r>
+    </w:p>
+    <w:p>
+      <w:r>
+        <w:rPr>
+          <w:b/>
+        </w:rPr>
         <w:t>Mörk kolflarnlav (NT)</w:t>
       </w:r>
       <w:r>
@@ -496,6 +538,35 @@
         <w:rPr>
           <w:b/>
         </w:rPr>
+        <w:t>Tretåig hackspett (NT, §4)</w:t>
+      </w:r>
+      <w:r>
+        <w:t xml:space="preserve"> är rödlistad som nära hotad och ingår i bilaga 1 i EU:s fågeldirektiv. Tretåig hackspett är för sin överlevnad beroende av kontinuerlig tillförsel av äldre döende och död ved, som sker genom naturliga självgallringsprocesser i äldre grannaturskogar och barrblandade naturskogar. Om en skog genom skogsbruk gallras eller glesas ur så upphör och uteblir i stort sett den naturliga självgallringsprocessen för mycket lång tid framöver vilket omöjliggör upprätthållandet av den kontinuerliga ekologiska funktionen i ett område. Det finns studier som visar att naturskogens självgallringsprocess som den tretåiga hackspetten är beroende av, inte kan ersättas med efterlämnad hänsyn i skogsbruket (Imbeau &amp; Desrochers, 2002). Storleken på häckningsreviret varierar med skogstypen, förekomsten av död ved och graden av fragmentering, men är i allmänhet i storleksordningen 25–100 hektar. Vintertid krävs ofta betydligt större områden och det finns studier som antyder att arten behöver minst 100 hektar äldre skog. I områden med låg bonitet kan det behövas över 200 hektar lämpligt habitat för att ett par ska kunna reproducera sig. Områden med dokumenterad permanent förekomst i naturskogsmiljöer har vanligen så stora naturvärden att skogsbruk är olämpligt. Tretåig hackspett är typisk art för </w:t>
+      </w:r>
+      <w:r>
+        <w:rPr>
+          <w:i/>
+        </w:rPr>
+        <w:t xml:space="preserve">9010 Taiga, 9740 Skogsbevuxen myr, 9030 Landhöjningsskog </w:t>
+      </w:r>
+      <w:r>
+        <w:t xml:space="preserve">och </w:t>
+      </w:r>
+      <w:r>
+        <w:rPr>
+          <w:i/>
+        </w:rPr>
+        <w:t>9040 Fjällbjörkskog</w:t>
+      </w:r>
+      <w:r>
+        <w:t xml:space="preserve"> (Skogsstyrelsen, 2016; SLU Artdatabanken, 2024).</w:t>
+      </w:r>
+    </w:p>
+    <w:p>
+      <w:r>
+        <w:rPr>
+          <w:b/>
+        </w:rPr>
         <w:t>Ullticka (NT)</w:t>
       </w:r>
       <w:r>
@@ -583,10 +654,10 @@
         <w:rPr>
           <w:b/>
         </w:rPr>
-        <w:t>Violettgrå tagellav (NT)</w:t>
-      </w:r>
-      <w:r>
-        <w:t xml:space="preserve"> växer nästan uteslutande i gamla olikåldriga barrnaturskogar med lång skoglig kontinuitet och är en utmärkt signal på skog med höga naturvärden. Slutavverkning av tidigare aldrig slutavverkad skog (kontinuitetsskog) är det största hotet. Biotopen nyskapas i begränsad omfattning och barrskog äldre än 160 år, där den violettgrå tagellaven huvudsakligen påträffas har minskat med 50% de senaste 50 åren. Lågproduktiv skogsmark där laven förekommer bör undantas från skogsbruk och rika förekomster i äldre granskog bör skyddas. Arten är känslig för uttorkning och det är väsentligt att tillräckligt stora bestånd avsätts. Violettgrå tagellav är typisk art för </w:t>
+        <w:t>Vedskivlav (NT)</w:t>
+      </w:r>
+      <w:r>
+        <w:t xml:space="preserve"> växer på gammal, torr, exponerad, hård kärnved av framförallt tall i naturskogsartade bestånd. Avverkning av tallskog av naturskogskaraktär med spår av återkommande bränder är ett hot. Mängden lämplig ved att växa på för vedskivlav minskar, dels på grund av naturlig nedbrytning men framförallt på grund av att de förstörs i samband med slutavverkningar, gallringar och markberedning. Tall- och blandbarrskogar av naturskogskaraktär med spår av återkommande bränder bör skyddas. Vedskivlav är typisk art för </w:t>
       </w:r>
       <w:r>
         <w:rPr>
@@ -595,6 +666,26 @@
         <w:t>9010 Taiga</w:t>
       </w:r>
       <w:r>
+        <w:t xml:space="preserve"> (SLU Artdatabanken, 2024).</w:t>
+      </w:r>
+    </w:p>
+    <w:p>
+      <w:r>
+        <w:rPr>
+          <w:b/>
+        </w:rPr>
+        <w:t>Violettgrå tagellav (NT)</w:t>
+      </w:r>
+      <w:r>
+        <w:t xml:space="preserve"> växer nästan uteslutande i gamla olikåldriga barrnaturskogar med lång skoglig kontinuitet och är en utmärkt signal på skog med höga naturvärden. Slutavverkning av tidigare aldrig slutavverkad skog (kontinuitetsskog) är det största hotet. Biotopen nyskapas i begränsad omfattning och barrskog äldre än 160 år, där den violettgrå tagellaven huvudsakligen påträffas har minskat med 50% de senaste 50 åren. Lågproduktiv skogsmark där laven förekommer bör undantas från skogsbruk och rika förekomster i äldre granskog bör skyddas. Arten är känslig för uttorkning och det är väsentligt att tillräckligt stora bestånd avsätts. Violettgrå tagellav är typisk art för </w:t>
+      </w:r>
+      <w:r>
+        <w:rPr>
+          <w:i/>
+        </w:rPr>
+        <w:t>9010 Taiga</w:t>
+      </w:r>
+      <w:r>
         <w:t xml:space="preserve"> (SLU Artdatabanken, 2024; Nitare &amp; Skogsstyrelsen, 2019).</w:t>
       </w:r>
     </w:p>
@@ -809,7 +900,7 @@
     </w:p>
     <w:p>
       <w:r>
-        <w:t>Följande typiska arter har sina livsmiljöer och växtplatser i den avverkningsanmälda skogen: garnlav (VU, T), knärot (VU, T, §8), dropptaggsvamp (NT, T), dvärgbägarlav (NT, T), kolflarnlav (NT, T), lunglav (NT, T), skrovellav (NT, T), tallticka (NT, T), ullticka (NT, T), violettgrå tagellav (NT, T), luddlav (S, T), nästlav (S, T), stuplav (S, T), vedticka (S, T) och spillkråka (T, §4).</w:t>
+        <w:t>Följande typiska arter har sina livsmiljöer och växtplatser i den avverkningsanmälda skogen: garnlav (VU, T), knärot (VU, T, §8), blå taggsvamp (NT, T), dropptaggsvamp (NT, T), dvärgbägarlav (NT, T), kolflarnlav (NT, T), lunglav (NT, T), skrovellav (NT, T), tallticka (NT, T), tretåig hackspett (NT, T, §4), ullticka (NT, T), vedskivlav (NT, T), violettgrå tagellav (NT, T), luddlav (S, T), nästlav (S, T), stuplav (S, T), vedticka (S, T) och spillkråka (T, §4).</w:t>
       </w:r>
     </w:p>
     <w:p>
@@ -1332,6 +1423,207 @@
       </w:r>
       <w:r>
         <w:t>SLU Artdatabanken, Uppsala</w:t>
+      </w:r>
+    </w:p>
+    <w:p>
+      <w:pPr>
+        <w:pStyle w:val="Heading1"/>
+      </w:pPr>
+      <w:r>
+        <w:t>Tretåig hackspett – ekologi samt krav på livsmiljön</w:t>
+      </w:r>
+    </w:p>
+    <w:p>
+      <w:r>
+        <w:t xml:space="preserve">Tretåig hackspett (NT) är fridlyst enligt §4 Artskyddsförordningen och finns med som prioriterad art i Skogsstyrelsen vägledning för skogsbruket (bilaga 4 till SVL). I vägledningen står bland annat att: </w:t>
+      </w:r>
+      <w:r>
+        <w:rPr>
+          <w:i/>
+        </w:rPr>
+        <w:t xml:space="preserve">“Tretåig hackspett har stora arealkrav och höga krav på sin livsmiljö. Omdaningen av naturskogar till kulturskogar medför en förlust av viktiga miljöer, något som förstärks av ökad fragmentering till följd av avverkningar.” </w:t>
+      </w:r>
+      <w:r>
+        <w:t xml:space="preserve">Vidare att: </w:t>
+      </w:r>
+      <w:r>
+        <w:rPr>
+          <w:i/>
+        </w:rPr>
+        <w:t>“Områden med dokumenterad permanent förekomst i naturskogsmiljöer har vanligen så stora naturvärden att skogsbruk är olämpligt”</w:t>
+      </w:r>
+      <w:r>
+        <w:t xml:space="preserve"> (SLU Artdatabanken, 2024; Skogsstyrelsen, 2016)</w:t>
+      </w:r>
+      <w:r>
+        <w:rPr>
+          <w:i/>
+        </w:rPr>
+        <w:t>.</w:t>
+      </w:r>
+    </w:p>
+    <w:p>
+      <w:r>
+        <w:t>Tretåig hackspett är beroende av större sammanhängande naturskogar med kontinuerlig tillgång och nybildning av död ved och fragmentering av livsmiljöerna utgör ett stort hot mot arten (se exempelvis Stachura-Skierczynska et al., 2009; Wesolowski et al., 2005; Butler et al., 2004; Pakkala et al., 2002; Amcoff et al., 1996; Virkkala, 1991). Det finns studier som visar att naturskogens självgallringsprocess som den tretåiga hackspetten är beroende av, inte kan ersättas med efterlämnad hänsyn i skogsbruket (Imbeau &amp; Desrochers, 2002).</w:t>
+      </w:r>
+    </w:p>
+    <w:p>
+      <w:r>
+        <w:t>Permanenta revir av tretåig hackspett karaktäriseras ofta av artens typiska ringformigt ordnade hackmärken på framför allt gamla granar. För att säkerställa att inte revir av tretåig hackspett drabbas av avverkningsplanerna bör en inventering göras i området både under häckningstid och under vintern, då arten utnyttjar betydligt större områden än under sommarens häckningsrevir. Storleken på häckningsreviret varierar med skogstypen, förekomsten av död ved och graden av fragmentering, men är i allmänhet i storleksordningen 25–100 hektar (SLU Artdatabanken, 2024; Skogsstyrelsen, 2016).</w:t>
+      </w:r>
+    </w:p>
+    <w:p>
+      <w:r>
+        <w:t xml:space="preserve">Förutom fridlysning enligt §4 Artskyddsförordningen är tretåig hackspett även förtecknad i EU:s fågeldirektiv bilaga 1. Den är typisk art för </w:t>
+      </w:r>
+      <w:r>
+        <w:rPr>
+          <w:i/>
+        </w:rPr>
+        <w:t xml:space="preserve">9010 Taiga, 9740 Skogsbevuxen myr, 9030 Landhöjningsskog </w:t>
+      </w:r>
+      <w:r>
+        <w:t xml:space="preserve">och </w:t>
+      </w:r>
+      <w:r>
+        <w:rPr>
+          <w:i/>
+        </w:rPr>
+        <w:t>9040 Fjällbjörkskog</w:t>
+      </w:r>
+      <w:r>
+        <w:t xml:space="preserve"> samt ingår i Natura 2000 och är förtecknad i Bernkonventionen bilaga II (strikt skyddade djurarter) (SLU Artdatabanken, 2024; Skogsstyrelsen, 2016).</w:t>
+      </w:r>
+    </w:p>
+    <w:p>
+      <w:pPr>
+        <w:pStyle w:val="Heading2"/>
+      </w:pPr>
+      <w:r>
+        <w:t>Referenser – tretåig hackspett</w:t>
+      </w:r>
+    </w:p>
+    <w:p>
+      <w:r>
+        <w:t xml:space="preserve">Amcoff, M. &amp; Eriksson, P. 1996. </w:t>
+      </w:r>
+      <w:r>
+        <w:rPr>
+          <w:i/>
+        </w:rPr>
+        <w:t xml:space="preserve">Förekomst av tretåig hackspett Picoides tridactylus på bestånds- och landskapsnivå. </w:t>
+      </w:r>
+      <w:r>
+        <w:t>Ornis Svecica 6: 107–119.</w:t>
+      </w:r>
+    </w:p>
+    <w:p>
+      <w:r>
+        <w:t xml:space="preserve">Butler, R., Angelstam, P., Ekelund, P. &amp; Schlaeffer, R. 2004. </w:t>
+      </w:r>
+      <w:r>
+        <w:rPr>
+          <w:i/>
+        </w:rPr>
+        <w:t xml:space="preserve">Dead wood threshold values for the three-toed woodpecker presence in boreal and sub-Alpine forest. </w:t>
+      </w:r>
+      <w:r>
+        <w:t>Biological conservation 119(3): 305–318.</w:t>
+      </w:r>
+    </w:p>
+    <w:p>
+      <w:r>
+        <w:t xml:space="preserve">Imbeau, L. &amp; Desrochers, A. 2002. </w:t>
+      </w:r>
+      <w:r>
+        <w:rPr>
+          <w:i/>
+        </w:rPr>
+        <w:t xml:space="preserve">Foraging Ecology and Use of Drumming Trees by Three-Toed Woodpeckers. </w:t>
+      </w:r>
+      <w:r>
+        <w:t>The Journal of Wildlife Management. Vol. 66, No. 1 (Jan., 2002), pp. 222–231.</w:t>
+      </w:r>
+    </w:p>
+    <w:p>
+      <w:r>
+        <w:t xml:space="preserve">Pakkala, T., Hanski, I. &amp; Tomppo, E. 2002. </w:t>
+      </w:r>
+      <w:r>
+        <w:rPr>
+          <w:i/>
+        </w:rPr>
+        <w:t xml:space="preserve">Spatial ecology of the three-toed woodpecker in managed forest landscapes. </w:t>
+      </w:r>
+      <w:r>
+        <w:t>Silva Fennica 36(1): 279–288.</w:t>
+      </w:r>
+    </w:p>
+    <w:p>
+      <w:r>
+        <w:t xml:space="preserve">Skogsstyrelsen, 2016. </w:t>
+      </w:r>
+      <w:r>
+        <w:rPr>
+          <w:i/>
+        </w:rPr>
+        <w:t>Vägledning för hänsyn till fåglar – Tretåig hackspett.</w:t>
+      </w:r>
+    </w:p>
+    <w:p>
+      <w:r>
+        <w:t xml:space="preserve">SLU Artdatabanken, 2024. </w:t>
+      </w:r>
+      <w:r>
+        <w:rPr>
+          <w:i/>
+        </w:rPr>
+        <w:t xml:space="preserve">Artfaktablad. Naturvård – artfakta. </w:t>
+      </w:r>
+      <w:r>
+        <w:t>SLU Artdatabanken, Uppsala.</w:t>
+      </w:r>
+    </w:p>
+    <w:p>
+      <w:r>
+        <w:t xml:space="preserve">Stachura-Skierczynska, K., Tumiel, T. &amp; Skierczynski, M. 2009. </w:t>
+      </w:r>
+      <w:r>
+        <w:rPr>
+          <w:i/>
+        </w:rPr>
+        <w:t xml:space="preserve">Habitat prediction model for three-toed woodpecker and its implications for the conservation of biologically valuable forests. </w:t>
+      </w:r>
+      <w:r>
+        <w:t>Forest Ecology and Management 258(5): 697–703.</w:t>
+      </w:r>
+    </w:p>
+    <w:p>
+      <w:r>
+        <w:t xml:space="preserve">Virkkala, R. 1991. </w:t>
+      </w:r>
+      <w:r>
+        <w:rPr>
+          <w:i/>
+        </w:rPr>
+        <w:t xml:space="preserve">Population trends of forest birds in a Finnish Lapland landscape of large habitat blocks – Consequences of stochastic environmental variation or regional habitat alteration. </w:t>
+      </w:r>
+      <w:r>
+        <w:t>Biological conservation 56(2): 223–240.</w:t>
+      </w:r>
+    </w:p>
+    <w:p>
+      <w:r>
+        <w:t xml:space="preserve">Wesolowski, T., Czeszczewik, D. &amp; Rowinski, P. 2005. </w:t>
+      </w:r>
+      <w:r>
+        <w:rPr>
+          <w:i/>
+        </w:rPr>
+        <w:t xml:space="preserve">Effects of forest management on Three-toed Woodpecker Picoides tridactylus distribution in the Bialowieza Forest (NE Poland): conservation implications. </w:t>
+      </w:r>
+      <w:r>
+        <w:t>Acta Ornithologica 40(1): 53–60.</w:t>
       </w:r>
     </w:p>
     <w:p>
@@ -1782,7 +2074,7 @@
     <w:r>
       <w:tab/>
       <w:tab/>
-      <w:t>2026-10-06</w:t>
+      <w:t>2026-10-07</w:t>
       <w:br/>
       <w:br/>
     </w:r>

--- a/tillsyn/A 52457-2025 tillsynsbegäran.docx
+++ b/tillsyn/A 52457-2025 tillsynsbegäran.docx
@@ -2074,7 +2074,7 @@
     <w:r>
       <w:tab/>
       <w:tab/>
-      <w:t>2026-10-07</w:t>
+      <w:t>2026-10-08</w:t>
       <w:br/>
       <w:br/>
     </w:r>

--- a/tillsyn/A 52457-2025 tillsynsbegäran.docx
+++ b/tillsyn/A 52457-2025 tillsynsbegäran.docx
@@ -2074,7 +2074,7 @@
     <w:r>
       <w:tab/>
       <w:tab/>
-      <w:t>2026-10-08</w:t>
+      <w:t>2026-10-09</w:t>
       <w:br/>
       <w:br/>
     </w:r>

--- a/tillsyn/A 52457-2025 tillsynsbegäran.docx
+++ b/tillsyn/A 52457-2025 tillsynsbegäran.docx
@@ -2074,7 +2074,7 @@
     <w:r>
       <w:tab/>
       <w:tab/>
-      <w:t>2026-10-09</w:t>
+      <w:t>2026-10-10</w:t>
       <w:br/>
       <w:br/>
     </w:r>

--- a/tillsyn/A 52457-2025 tillsynsbegäran.docx
+++ b/tillsyn/A 52457-2025 tillsynsbegäran.docx
@@ -2074,7 +2074,7 @@
     <w:r>
       <w:tab/>
       <w:tab/>
-      <w:t>2026-10-10</w:t>
+      <w:t>2026-10-11</w:t>
       <w:br/>
       <w:br/>
     </w:r>

--- a/tillsyn/A 52457-2025 tillsynsbegäran.docx
+++ b/tillsyn/A 52457-2025 tillsynsbegäran.docx
@@ -2074,7 +2074,7 @@
     <w:r>
       <w:tab/>
       <w:tab/>
-      <w:t>2026-10-11</w:t>
+      <w:t>2026-10-12</w:t>
       <w:br/>
       <w:br/>
     </w:r>

--- a/tillsyn/A 52457-2025 tillsynsbegäran.docx
+++ b/tillsyn/A 52457-2025 tillsynsbegäran.docx
@@ -2074,7 +2074,7 @@
     <w:r>
       <w:tab/>
       <w:tab/>
-      <w:t>2026-10-12</w:t>
+      <w:t>2026-10-13</w:t>
       <w:br/>
       <w:br/>
     </w:r>

--- a/tillsyn/A 52457-2025 tillsynsbegäran.docx
+++ b/tillsyn/A 52457-2025 tillsynsbegäran.docx
@@ -2074,7 +2074,7 @@
     <w:r>
       <w:tab/>
       <w:tab/>
-      <w:t>2026-10-13</w:t>
+      <w:t>2026-10-14</w:t>
       <w:br/>
       <w:br/>
     </w:r>

--- a/tillsyn/A 52457-2025 tillsynsbegäran.docx
+++ b/tillsyn/A 52457-2025 tillsynsbegäran.docx
@@ -2074,7 +2074,7 @@
     <w:r>
       <w:tab/>
       <w:tab/>
-      <w:t>2026-10-14</w:t>
+      <w:t>2026-10-15</w:t>
       <w:br/>
       <w:br/>
     </w:r>

--- a/tillsyn/A 52457-2025 tillsynsbegäran.docx
+++ b/tillsyn/A 52457-2025 tillsynsbegäran.docx
@@ -2074,7 +2074,7 @@
     <w:r>
       <w:tab/>
       <w:tab/>
-      <w:t>2026-10-15</w:t>
+      <w:t>2026-10-16</w:t>
       <w:br/>
       <w:br/>
     </w:r>

--- a/tillsyn/A 52457-2025 tillsynsbegäran.docx
+++ b/tillsyn/A 52457-2025 tillsynsbegäran.docx
@@ -2074,7 +2074,7 @@
     <w:r>
       <w:tab/>
       <w:tab/>
-      <w:t>2026-10-16</w:t>
+      <w:t>2026-10-17</w:t>
       <w:br/>
       <w:br/>
     </w:r>

--- a/tillsyn/A 52457-2025 tillsynsbegäran.docx
+++ b/tillsyn/A 52457-2025 tillsynsbegäran.docx
@@ -2074,7 +2074,7 @@
     <w:r>
       <w:tab/>
       <w:tab/>
-      <w:t>2026-10-17</w:t>
+      <w:t>2026-10-18</w:t>
       <w:br/>
       <w:br/>
     </w:r>

--- a/tillsyn/A 52457-2025 tillsynsbegäran.docx
+++ b/tillsyn/A 52457-2025 tillsynsbegäran.docx
@@ -2074,7 +2074,7 @@
     <w:r>
       <w:tab/>
       <w:tab/>
-      <w:t>2026-10-18</w:t>
+      <w:t>2026-10-19</w:t>
       <w:br/>
       <w:br/>
     </w:r>

--- a/tillsyn/A 52457-2025 tillsynsbegäran.docx
+++ b/tillsyn/A 52457-2025 tillsynsbegäran.docx
@@ -2074,7 +2074,7 @@
     <w:r>
       <w:tab/>
       <w:tab/>
-      <w:t>2026-10-19</w:t>
+      <w:t>2026-10-20</w:t>
       <w:br/>
       <w:br/>
     </w:r>

--- a/tillsyn/A 52457-2025 tillsynsbegäran.docx
+++ b/tillsyn/A 52457-2025 tillsynsbegäran.docx
@@ -2074,7 +2074,7 @@
     <w:r>
       <w:tab/>
       <w:tab/>
-      <w:t>2026-10-20</w:t>
+      <w:t>2026-10-21</w:t>
       <w:br/>
       <w:br/>
     </w:r>

--- a/tillsyn/A 52457-2025 tillsynsbegäran.docx
+++ b/tillsyn/A 52457-2025 tillsynsbegäran.docx
@@ -2074,7 +2074,7 @@
     <w:r>
       <w:tab/>
       <w:tab/>
-      <w:t>2026-10-21</w:t>
+      <w:t>2026-10-22</w:t>
       <w:br/>
       <w:br/>
     </w:r>

--- a/tillsyn/A 52457-2025 tillsynsbegäran.docx
+++ b/tillsyn/A 52457-2025 tillsynsbegäran.docx
@@ -2074,7 +2074,7 @@
     <w:r>
       <w:tab/>
       <w:tab/>
-      <w:t>2026-10-22</w:t>
+      <w:t>2026-10-23</w:t>
       <w:br/>
       <w:br/>
     </w:r>

--- a/tillsyn/A 52457-2025 tillsynsbegäran.docx
+++ b/tillsyn/A 52457-2025 tillsynsbegäran.docx
@@ -2074,7 +2074,7 @@
     <w:r>
       <w:tab/>
       <w:tab/>
-      <w:t>2026-10-23</w:t>
+      <w:t>2026-10-24</w:t>
       <w:br/>
       <w:br/>
     </w:r>

--- a/tillsyn/A 52457-2025 tillsynsbegäran.docx
+++ b/tillsyn/A 52457-2025 tillsynsbegäran.docx
@@ -2074,7 +2074,7 @@
     <w:r>
       <w:tab/>
       <w:tab/>
-      <w:t>2026-10-24</w:t>
+      <w:t>2026-10-25</w:t>
       <w:br/>
       <w:br/>
     </w:r>

--- a/tillsyn/A 52457-2025 tillsynsbegäran.docx
+++ b/tillsyn/A 52457-2025 tillsynsbegäran.docx
@@ -2074,7 +2074,7 @@
     <w:r>
       <w:tab/>
       <w:tab/>
-      <w:t>2026-10-25</w:t>
+      <w:t>2026-10-26</w:t>
       <w:br/>
       <w:br/>
     </w:r>

--- a/tillsyn/A 52457-2025 tillsynsbegäran.docx
+++ b/tillsyn/A 52457-2025 tillsynsbegäran.docx
@@ -2074,7 +2074,7 @@
     <w:r>
       <w:tab/>
       <w:tab/>
-      <w:t>2026-10-26</w:t>
+      <w:t>2026-10-27</w:t>
       <w:br/>
       <w:br/>
     </w:r>

--- a/tillsyn/A 52457-2025 tillsynsbegäran.docx
+++ b/tillsyn/A 52457-2025 tillsynsbegäran.docx
@@ -2074,7 +2074,7 @@
     <w:r>
       <w:tab/>
       <w:tab/>
-      <w:t>2026-10-27</w:t>
+      <w:t>2026-10-28</w:t>
       <w:br/>
       <w:br/>
     </w:r>

--- a/tillsyn/A 52457-2025 tillsynsbegäran.docx
+++ b/tillsyn/A 52457-2025 tillsynsbegäran.docx
@@ -2074,7 +2074,7 @@
     <w:r>
       <w:tab/>
       <w:tab/>
-      <w:t>2026-10-28</w:t>
+      <w:t>2026-10-29</w:t>
       <w:br/>
       <w:br/>
     </w:r>

--- a/tillsyn/A 52457-2025 tillsynsbegäran.docx
+++ b/tillsyn/A 52457-2025 tillsynsbegäran.docx
@@ -22,7 +22,7 @@
       <w:r>
         <w:drawing>
           <wp:inline xmlns:a="http://schemas.openxmlformats.org/drawingml/2006/main" xmlns:pic="http://schemas.openxmlformats.org/drawingml/2006/picture">
-            <wp:extent cx="5211173" cy="5724000"/>
+            <wp:extent cx="5208359" cy="5724000"/>
             <wp:docPr id="1" name="Picture 1"/>
             <wp:cNvGraphicFramePr>
               <a:graphicFrameLocks noChangeAspect="1"/>
@@ -43,7 +43,7 @@
                   <pic:spPr>
                     <a:xfrm>
                       <a:off x="0" y="0"/>
-                      <a:ext cx="5211173" cy="5724000"/>
+                      <a:ext cx="5208359" cy="5724000"/>
                     </a:xfrm>
                     <a:prstGeom prst="rect"/>
                   </pic:spPr>
@@ -65,7 +65,7 @@
     </w:p>
     <w:p>
       <w:r>
-        <w:t>I och inom 25 meter från avverkningsanmälan finns fynd av 30 naturvårdsarter, varav 24 är rödlistade, 5 är fridlysta, 18 är typiska (T) och 4 är signalarter (S): garnlav (VU, T), knärot (VU, T, §8), skrovlig taggsvamp (VU), spadskinn (VU), tallmusseron (VU), blå taggsvamp (NT, T), blågrå svartspik (NT), dropptaggsvamp (NT, T), dvärgbägarlav (NT, T), kolflarnlav (NT, T), lunglav (NT, T), mjölsvärting (NT), mörk kolflarnlav (NT), skrovellav (NT, T), svart taggsvamp (NT), tallticka (NT, T), talltita (NT, §4), tretåig hackspett (NT, T, §4), ullticka (NT, T), vaddporing (NT), vedflamlav (NT), vedskivlav (NT, T), violettgrå tagellav (NT, T), vitgrynig nållav (NT), luddlav (S, T), nästlav (S, T), stuplav (S, T), vedticka (S, T), spillkråka (T, §4) och kungsfågel (§4). Se Figur 1.</w:t>
+        <w:t>I och inom 25 meter från avverkningsanmälan finns fynd av 31 naturvårdsarter, varav 25 är rödlistade, 5 är fridlysta, 18 är typiska (T) och 4 är signalarter (S): garnlav (VU, T), knärot (VU, T, §8), skrovlig taggsvamp (VU), spadskinn (VU), tallmusseron (VU), blå taggsvamp (NT, T), blågrå svartspik (NT), dropptaggsvamp (NT, T), dvärgbägarlav (NT, T), kolflarnlav (NT, T), lunglav (NT, T), mjölsvärting (NT), mörk kolflarnlav (NT), skrovellav (NT, T), svart taggsvamp (NT), svartvit taggsvamp (NT), tallticka (NT, T), talltita (NT, §4), tretåig hackspett (NT, T, §4), ullticka (NT, T), vaddporing (NT), vedflamlav (NT), vedskivlav (NT, T), violettgrå tagellav (NT, T), vitgrynig nållav (NT), luddlav (S, T), nästlav (S, T), stuplav (S, T), vedticka (S, T), spillkråka (T, §4) och kungsfågel (§4). Se Figur 1.</w:t>
       </w:r>
     </w:p>
     <w:p>
@@ -491,6 +491,17 @@
       </w:r>
       <w:r>
         <w:t xml:space="preserve"> bildar mykorrhiza med tall, möjligen även med gran, i barrskog på kalkrik eller annan basiskt påverkad mark. Den totala populationen i landet har minskat och bedöms fortsätta minska till följd av avverkning av kalkbarrskogar. Arten har begränsad förmåga att återetablera sig efter slutavverkning eller andra storskaliga skogsbruksåtgärder. Det finns inga indikationer på att arten långsiktigt kan etablera eller reproducera sig i skogsbestånd som brukas med trakthyggesmetoder, markberedning, gödsling eller föryngring med förädlat plantmaterial. Minskningstakten uppgår till 25 (15–50) % inom 50 år och bedöms vara nära gränsvärdet för sårbar (VU) (SLU Artdatabanken, 2026).</w:t>
+      </w:r>
+    </w:p>
+    <w:p>
+      <w:r>
+        <w:rPr>
+          <w:b/>
+        </w:rPr>
+        <w:t xml:space="preserve">Svartvit taggsvamp (NT) </w:t>
+      </w:r>
+      <w:r>
+        <w:t>bildar mykorrhiza med tall, troligen även med gran. Den växer huvudsakligen i äldre, naturligt uppkommen skog på torr eller frisk mark och förekommer såväl på tallhedar som i mossig barrblandskog. Flera olika former har påträffats vid DNA-undersökningar av europeiskt material och det är oklart hur många former som finns i värd land. Kalavverkning av äldre skog är ett reellt hot, liksom maskinell markberedning och minskad andel självföryngring. Lokaler som fortfarande håller svampen behöver säkerställas (SLU Artdatabanken, 2024; Nitare &amp; Skogsstyrelsen, 2019).</w:t>
       </w:r>
     </w:p>
     <w:p>
@@ -2074,7 +2085,7 @@
     <w:r>
       <w:tab/>
       <w:tab/>
-      <w:t>2026-10-29</w:t>
+      <w:t>2026-10-31</w:t>
       <w:br/>
       <w:br/>
     </w:r>
